--- a/Backend/Director_Disclosure/Output_Disclosures/2024-25/ACC_LIMITED/DIR-8/DIR8_Shruti_Anup_Shah_08337714.docx
+++ b/Backend/Director_Disclosure/Output_Disclosures/2024-25/ACC_LIMITED/DIR-8/DIR8_Shruti_Anup_Shah_08337714.docx
@@ -189,7 +189,7 @@
           <w:b w:val="0"/>
           <w:sz w:val="23"/>
         </w:rPr>
-        <w:t>I, Shruti Anup Shah, son/daughter of Mr. {{FATHER_NAME}}, resident of 7/8 Jal Kiran, 2nd floor, G D Somani Street, Near President Hotel, Colaba, Mumbai – 400 005, India hereby give notice that I am/was a Director in the following companies during the last three years:-</w:t>
+        <w:t>I, SHRUTI ANUP SHAH, son/daughter of Mr. {{FATHER_NAME}}, resident of 7/8 Jal Kiran, 2nd floor, G D Somani Street, Near President Hotel, Colaba, Mumbai – 400 005, India hereby give notice that I am/was a Director in the following companies during the last three years:-</w:t>
       </w:r>
     </w:p>
     <w:p>
@@ -921,7 +921,7 @@
         </w:rPr>
         <w:t xml:space="preserve">Name           </w:t>
         <w:tab/>
-        <w:t xml:space="preserve">:  Shruti Anup Shah</w:t>
+        <w:t xml:space="preserve">:  SHRUTI ANUP SHAH</w:t>
       </w:r>
     </w:p>
     <w:p>
@@ -965,7 +965,7 @@
           <w:b w:val="0"/>
           <w:sz w:val="23"/>
         </w:rPr>
-        <w:t xml:space="preserve">Date: 07th May, 2026</w:t>
+        <w:t xml:space="preserve">Date: 15th May, 2026</w:t>
         <w:tab/>
       </w:r>
     </w:p>

--- a/Backend/Director_Disclosure/Output_Disclosures/2024-25/ACC_LIMITED/DIR-8/DIR8_Shruti_Anup_Shah_08337714.docx
+++ b/Backend/Director_Disclosure/Output_Disclosures/2024-25/ACC_LIMITED/DIR-8/DIR8_Shruti_Anup_Shah_08337714.docx
@@ -340,7 +340,7 @@
                 <w:b w:val="0"/>
                 <w:sz w:val="23"/>
               </w:rPr>
-              <w:t>ACC LIMITED</w:t>
+              <w:t>63SATS CYBERTECH LIMITED</w:t>
             </w:r>
           </w:p>
         </w:tc>
@@ -359,7 +359,7 @@
                 <w:b w:val="0"/>
                 <w:sz w:val="23"/>
               </w:rPr>
-              <w:t>01/12/2025</w:t>
+              <w:t>23/04/2026</w:t>
             </w:r>
           </w:p>
         </w:tc>
@@ -410,7 +410,7 @@
                 <w:b w:val="0"/>
                 <w:sz w:val="23"/>
               </w:rPr>
-              <w:t>ORIENT CEMENT LIMITED</w:t>
+              <w:t>ACC LIMITED</w:t>
             </w:r>
           </w:p>
         </w:tc>
@@ -429,7 +429,7 @@
                 <w:b w:val="0"/>
                 <w:sz w:val="23"/>
               </w:rPr>
-              <w:t>22/04/2025</w:t>
+              <w:t>17/02/2026</w:t>
             </w:r>
           </w:p>
         </w:tc>
@@ -480,7 +480,7 @@
                 <w:b w:val="0"/>
                 <w:sz w:val="23"/>
               </w:rPr>
-              <w:t>AJMERA REALTY &amp; INFRA INDIA LIMITED</w:t>
+              <w:t>ORIENT CEMENT LIMITED</w:t>
             </w:r>
           </w:p>
         </w:tc>
@@ -499,7 +499,7 @@
                 <w:b w:val="0"/>
                 <w:sz w:val="23"/>
               </w:rPr>
-              <w:t>14/11/2024</w:t>
+              <w:t>28/06/2025</w:t>
             </w:r>
           </w:p>
         </w:tc>
@@ -550,7 +550,7 @@
                 <w:b w:val="0"/>
                 <w:sz w:val="23"/>
               </w:rPr>
-              <w:t>SANGHI INDUSTRIES LIMITED</w:t>
+              <w:t>KALYANI INVESTMENT COMPANY LIMITED</w:t>
             </w:r>
           </w:p>
         </w:tc>
@@ -569,7 +569,7 @@
                 <w:b w:val="0"/>
                 <w:sz w:val="23"/>
               </w:rPr>
-              <w:t>08/02/2024</w:t>
+              <w:t>07/02/2025</w:t>
             </w:r>
           </w:p>
         </w:tc>
@@ -620,7 +620,7 @@
                 <w:b w:val="0"/>
                 <w:sz w:val="23"/>
               </w:rPr>
-              <w:t>KALYANI INVESTMENT COMPANY LIMITED</w:t>
+              <w:t>KALYANI STEELS LIMITED</w:t>
             </w:r>
           </w:p>
         </w:tc>
@@ -639,7 +639,7 @@
                 <w:b w:val="0"/>
                 <w:sz w:val="23"/>
               </w:rPr>
-              <w:t>07/02/2020</w:t>
+              <w:t>29/01/2025</w:t>
             </w:r>
           </w:p>
         </w:tc>
@@ -690,7 +690,7 @@
                 <w:b w:val="0"/>
                 <w:sz w:val="23"/>
               </w:rPr>
-              <w:t>KALYANI STEELS LIMITED</w:t>
+              <w:t>AJMERA REALTY &amp; INFRA INDIA LIMITED</w:t>
             </w:r>
           </w:p>
         </w:tc>
@@ -709,7 +709,7 @@
                 <w:b w:val="0"/>
                 <w:sz w:val="23"/>
               </w:rPr>
-              <w:t>29/01/2020</w:t>
+              <w:t>14/11/2024</w:t>
             </w:r>
           </w:p>
         </w:tc>
@@ -965,7 +965,7 @@
           <w:b w:val="0"/>
           <w:sz w:val="23"/>
         </w:rPr>
-        <w:t xml:space="preserve">Date: 15th May, 2026</w:t>
+        <w:t xml:space="preserve">Date: 08th June, 2026</w:t>
         <w:tab/>
       </w:r>
     </w:p>
